--- a/trainer_education/ICONS_Trainer_Development_Program_A_Intensity_Build.docx
+++ b/trainer_education/ICONS_Trainer_Development_Program_A_Intensity_Build.docx
@@ -2675,6 +2675,7 @@
           <w:rFonts w:ascii="Arial" w:cs="Arial" w:eastAsia="Arial" w:hAnsi="Arial"/>
           <w:b/>
           <w:bCs/>
+          <w:color w:val="00695C"/>
           <w:sz w:val="17"/>
           <w:szCs w:val="17"/>
         </w:rPr>
@@ -5804,6 +5805,7 @@
           <w:rFonts w:ascii="Arial" w:cs="Arial" w:eastAsia="Arial" w:hAnsi="Arial"/>
           <w:b/>
           <w:bCs/>
+          <w:color w:val="43A047"/>
           <w:sz w:val="17"/>
           <w:szCs w:val="17"/>
         </w:rPr>
@@ -12099,6 +12101,7 @@
           <w:rFonts w:ascii="Arial" w:cs="Arial" w:eastAsia="Arial" w:hAnsi="Arial"/>
           <w:b/>
           <w:bCs/>
+          <w:color w:val="C9A227"/>
           <w:sz w:val="17"/>
           <w:szCs w:val="17"/>
         </w:rPr>
@@ -17061,6 +17064,7 @@
           <w:rFonts w:ascii="Arial" w:cs="Arial" w:eastAsia="Arial" w:hAnsi="Arial"/>
           <w:b/>
           <w:bCs/>
+          <w:color w:val="E53935"/>
           <w:sz w:val="17"/>
           <w:szCs w:val="17"/>
         </w:rPr>
@@ -21810,6 +21814,7 @@
           <w:rFonts w:ascii="Arial" w:cs="Arial" w:eastAsia="Arial" w:hAnsi="Arial"/>
           <w:b/>
           <w:bCs/>
+          <w:color w:val="1565C0"/>
           <w:sz w:val="17"/>
           <w:szCs w:val="17"/>
         </w:rPr>

--- a/trainer_education/ICONS_Trainer_Development_Program_A_Intensity_Build.docx
+++ b/trainer_education/ICONS_Trainer_Development_Program_A_Intensity_Build.docx
@@ -7962,7 +7962,7 @@
                 <w:sz w:val="18"/>
                 <w:szCs w:val="18"/>
               </w:rPr>
-              <w:t xml:space="preserve">Leg Press (Bilateral — Foot Width Variation)</w:t>
+              <w:t xml:space="preserve">Lying or Seated Hamstring Curl (Machine)</w:t>
             </w:r>
           </w:p>
           <w:p>
@@ -7975,7 +7975,7 @@
                 <w:sz w:val="14"/>
                 <w:szCs w:val="14"/>
               </w:rPr>
-              <w:t xml:space="preserve">Trainer Insight: foot position variation teaches clients that stance is individual — not universal.</w:t>
+              <w:t xml:space="preserve">Trainer Insight: 3-sec eccentric on the curl is highest mechanical tension point. Don't let clients rush this.</w:t>
             </w:r>
           </w:p>
         </w:tc>
@@ -8074,7 +8074,7 @@
                 <w:sz w:val="15"/>
                 <w:szCs w:val="15"/>
               </w:rPr>
-              <w:t xml:space="preserve">Moderate</w:t>
+              <w:t xml:space="preserve">Light-Moderate</w:t>
             </w:r>
           </w:p>
         </w:tc>
@@ -8107,7 +8107,7 @@
                 <w:sz w:val="15"/>
                 <w:szCs w:val="15"/>
               </w:rPr>
-              <w:t xml:space="preserve">3-1-1</w:t>
+              <w:t xml:space="preserve">2-1-3</w:t>
             </w:r>
           </w:p>
         </w:tc>
@@ -8140,7 +8140,7 @@
                 <w:sz w:val="15"/>
                 <w:szCs w:val="15"/>
               </w:rPr>
-              <w:t xml:space="preserve">60s</w:t>
+              <w:t xml:space="preserve">45s</w:t>
             </w:r>
           </w:p>
         </w:tc>
@@ -8170,18 +8170,7 @@
                 <w:sz w:val="17"/>
                 <w:szCs w:val="17"/>
               </w:rPr>
-              <w:t xml:space="preserve">Try two foot positions: shoulder-width and wide-stance. Note which feels stronger.</w:t>
-            </w:r>
-            <w:r>
-              <w:rPr>
-                <w:rFonts w:ascii="Arial" w:cs="Arial" w:eastAsia="Arial" w:hAnsi="Arial"/>
-                <w:i/>
-                <w:iCs/>
-                <w:color w:val="00695C"/>
-                <w:sz w:val="14"/>
-                <w:szCs w:val="14"/>
-              </w:rPr>
-              <w:t xml:space="preserve">  2 RIR</w:t>
+              <w:t xml:space="preserve">3-sec eccentric. Hips flat on pad. Full extension between reps. Hamstring isolation.</w:t>
             </w:r>
           </w:p>
         </w:tc>
@@ -9025,7 +9014,7 @@
                 <w:sz w:val="18"/>
                 <w:szCs w:val="18"/>
               </w:rPr>
-              <w:t xml:space="preserve">Lying or Seated Hamstring Curl (Machine)</w:t>
+              <w:t xml:space="preserve">Leg Press (Bilateral — Foot Width Variation)</w:t>
             </w:r>
           </w:p>
           <w:p>
@@ -9038,7 +9027,7 @@
                 <w:sz w:val="14"/>
                 <w:szCs w:val="14"/>
               </w:rPr>
-              <w:t xml:space="preserve">Trainer Insight: 3-sec eccentric on the curl is highest mechanical tension point. Don't let clients rush this.</w:t>
+              <w:t xml:space="preserve">Trainer Insight: foot position variation teaches clients that stance is individual — not universal.</w:t>
             </w:r>
           </w:p>
         </w:tc>
@@ -9137,7 +9126,7 @@
                 <w:sz w:val="15"/>
                 <w:szCs w:val="15"/>
               </w:rPr>
-              <w:t xml:space="preserve">Light-Moderate</w:t>
+              <w:t xml:space="preserve">Moderate</w:t>
             </w:r>
           </w:p>
         </w:tc>
@@ -9170,7 +9159,7 @@
                 <w:sz w:val="15"/>
                 <w:szCs w:val="15"/>
               </w:rPr>
-              <w:t xml:space="preserve">2-1-3</w:t>
+              <w:t xml:space="preserve">3-1-1</w:t>
             </w:r>
           </w:p>
         </w:tc>
@@ -9203,7 +9192,7 @@
                 <w:sz w:val="15"/>
                 <w:szCs w:val="15"/>
               </w:rPr>
-              <w:t xml:space="preserve">45s</w:t>
+              <w:t xml:space="preserve">60s</w:t>
             </w:r>
           </w:p>
         </w:tc>
@@ -9233,7 +9222,18 @@
                 <w:sz w:val="17"/>
                 <w:szCs w:val="17"/>
               </w:rPr>
-              <w:t xml:space="preserve">3-sec eccentric. Hips flat on pad. Full extension between reps. Hamstring isolation.</w:t>
+              <w:t xml:space="preserve">Try two foot positions: shoulder-width and wide-stance. Note which feels stronger.</w:t>
+            </w:r>
+            <w:r>
+              <w:rPr>
+                <w:rFonts w:ascii="Arial" w:cs="Arial" w:eastAsia="Arial" w:hAnsi="Arial"/>
+                <w:i/>
+                <w:iCs/>
+                <w:color w:val="00695C"/>
+                <w:sz w:val="14"/>
+                <w:szCs w:val="14"/>
+              </w:rPr>
+              <w:t xml:space="preserve">  2 RIR</w:t>
             </w:r>
           </w:p>
         </w:tc>
@@ -15548,20 +15548,7 @@
                 <w:sz w:val="18"/>
                 <w:szCs w:val="18"/>
               </w:rPr>
-              <w:t xml:space="preserve">Face Pull (Cable or Band)</w:t>
-            </w:r>
-          </w:p>
-          <w:p>
-            <w:r>
-              <w:rPr>
-                <w:rFonts w:ascii="Arial" w:cs="Arial" w:eastAsia="Arial" w:hAnsi="Arial"/>
-                <w:i/>
-                <w:iCs/>
-                <w:color w:val="6B6B6B"/>
-                <w:sz w:val="14"/>
-                <w:szCs w:val="14"/>
-              </w:rPr>
-              <w:t xml:space="preserve">Trainer Insight: this is the posture corrective you give every client every session</w:t>
+              <w:t xml:space="preserve">Hanging Knee Tuck</w:t>
             </w:r>
           </w:p>
         </w:tc>
@@ -15627,7 +15614,7 @@
                 <w:sz w:val="15"/>
                 <w:szCs w:val="15"/>
               </w:rPr>
-              <w:t xml:space="preserve">15–20</w:t>
+              <w:t xml:space="preserve">10–12</w:t>
             </w:r>
           </w:p>
         </w:tc>
@@ -15660,7 +15647,7 @@
                 <w:sz w:val="15"/>
                 <w:szCs w:val="15"/>
               </w:rPr>
-              <w:t xml:space="preserve">Light-Mod</w:t>
+              <w:t xml:space="preserve">Bodyweight</w:t>
             </w:r>
           </w:p>
         </w:tc>
@@ -15693,7 +15680,7 @@
                 <w:sz w:val="15"/>
                 <w:szCs w:val="15"/>
               </w:rPr>
-              <w:t xml:space="preserve">2-1-2</w:t>
+              <w:t xml:space="preserve">2-0-2</w:t>
             </w:r>
           </w:p>
         </w:tc>
@@ -15726,7 +15713,7 @@
                 <w:sz w:val="15"/>
                 <w:szCs w:val="15"/>
               </w:rPr>
-              <w:t xml:space="preserve">30s</w:t>
+              <w:t xml:space="preserve">45s</w:t>
             </w:r>
           </w:p>
         </w:tc>
@@ -15756,7 +15743,7 @@
                 <w:sz w:val="17"/>
                 <w:szCs w:val="17"/>
               </w:rPr>
-              <w:t xml:space="preserve">Pull to face. Elbows at ear height. External rotation at end. Rear delt.</w:t>
+              <w:t xml:space="preserve">Hang from bar. Pull knees to chest. Lower controlled. No swinging.</w:t>
             </w:r>
           </w:p>
         </w:tc>
@@ -16578,7 +16565,20 @@
                 <w:sz w:val="18"/>
                 <w:szCs w:val="18"/>
               </w:rPr>
-              <w:t xml:space="preserve">Hanging Knee Tuck</w:t>
+              <w:t xml:space="preserve">Face Pull (Cable or Band)</w:t>
+            </w:r>
+          </w:p>
+          <w:p>
+            <w:r>
+              <w:rPr>
+                <w:rFonts w:ascii="Arial" w:cs="Arial" w:eastAsia="Arial" w:hAnsi="Arial"/>
+                <w:i/>
+                <w:iCs/>
+                <w:color w:val="6B6B6B"/>
+                <w:sz w:val="14"/>
+                <w:szCs w:val="14"/>
+              </w:rPr>
+              <w:t xml:space="preserve">Trainer Insight: this is the posture corrective you give every client every session</w:t>
             </w:r>
           </w:p>
         </w:tc>
@@ -16644,7 +16644,7 @@
                 <w:sz w:val="15"/>
                 <w:szCs w:val="15"/>
               </w:rPr>
-              <w:t xml:space="preserve">10–12</w:t>
+              <w:t xml:space="preserve">15–20</w:t>
             </w:r>
           </w:p>
         </w:tc>
@@ -16677,7 +16677,7 @@
                 <w:sz w:val="15"/>
                 <w:szCs w:val="15"/>
               </w:rPr>
-              <w:t xml:space="preserve">Bodyweight</w:t>
+              <w:t xml:space="preserve">Light-Mod</w:t>
             </w:r>
           </w:p>
         </w:tc>
@@ -16710,7 +16710,7 @@
                 <w:sz w:val="15"/>
                 <w:szCs w:val="15"/>
               </w:rPr>
-              <w:t xml:space="preserve">2-0-2</w:t>
+              <w:t xml:space="preserve">2-1-2</w:t>
             </w:r>
           </w:p>
         </w:tc>
@@ -16743,7 +16743,7 @@
                 <w:sz w:val="15"/>
                 <w:szCs w:val="15"/>
               </w:rPr>
-              <w:t xml:space="preserve">45s</w:t>
+              <w:t xml:space="preserve">30s</w:t>
             </w:r>
           </w:p>
         </w:tc>
@@ -16773,7 +16773,7 @@
                 <w:sz w:val="17"/>
                 <w:szCs w:val="17"/>
               </w:rPr>
-              <w:t xml:space="preserve">Hang from bar. Pull knees to chest. Lower controlled. No swinging.</w:t>
+              <w:t xml:space="preserve">Pull to face. Elbows at ear height. External rotation at end. Rear delt.</w:t>
             </w:r>
           </w:p>
         </w:tc>
@@ -17938,7 +17938,7 @@
                 <w:sz w:val="18"/>
                 <w:szCs w:val="18"/>
               </w:rPr>
-              <w:t xml:space="preserve">Single-Leg RDL (Heavy DB)</w:t>
+              <w:t xml:space="preserve">Lateral Band Walk (Loaded)</w:t>
             </w:r>
           </w:p>
           <w:p>
@@ -17951,7 +17951,7 @@
                 <w:sz w:val="14"/>
                 <w:szCs w:val="14"/>
               </w:rPr>
-              <w:t xml:space="preserve">Trainer Insight: log left vs right — find your own asymmetry before coaching others on theirs</w:t>
+              <w:t xml:space="preserve">Trainer Insight: glute medius weakness = knee valgus = ACL risk. Every client gets this.</w:t>
             </w:r>
           </w:p>
         </w:tc>
@@ -18017,7 +18017,7 @@
                 <w:sz w:val="15"/>
                 <w:szCs w:val="15"/>
               </w:rPr>
-              <w:t xml:space="preserve">6–8 ea</w:t>
+              <w:t xml:space="preserve">15 ea way</w:t>
             </w:r>
           </w:p>
         </w:tc>
@@ -18050,7 +18050,7 @@
                 <w:sz w:val="15"/>
                 <w:szCs w:val="15"/>
               </w:rPr>
-              <w:t xml:space="preserve">Heavy — challenging</w:t>
+              <w:t xml:space="preserve">Heavy band</w:t>
             </w:r>
           </w:p>
         </w:tc>
@@ -18083,7 +18083,7 @@
                 <w:sz w:val="15"/>
                 <w:szCs w:val="15"/>
               </w:rPr>
-              <w:t xml:space="preserve">3-1-1</w:t>
+              <w:t xml:space="preserve">Controlled</w:t>
             </w:r>
           </w:p>
         </w:tc>
@@ -18116,7 +18116,7 @@
                 <w:sz w:val="15"/>
                 <w:szCs w:val="15"/>
               </w:rPr>
-              <w:t xml:space="preserve">75s</w:t>
+              <w:t xml:space="preserve">30s</w:t>
             </w:r>
           </w:p>
         </w:tc>
@@ -18146,18 +18146,7 @@
                 <w:sz w:val="17"/>
                 <w:szCs w:val="17"/>
               </w:rPr>
-              <w:t xml:space="preserve">Soft knee. Hips square. DB tracks the standing leg. Control the balance.</w:t>
-            </w:r>
-            <w:r>
-              <w:rPr>
-                <w:rFonts w:ascii="Arial" w:cs="Arial" w:eastAsia="Arial" w:hAnsi="Arial"/>
-                <w:i/>
-                <w:iCs/>
-                <w:color w:val="00695C"/>
-                <w:sz w:val="14"/>
-                <w:szCs w:val="14"/>
-              </w:rPr>
-              <w:t xml:space="preserve">  2 RIR</w:t>
+              <w:t xml:space="preserve">Mini-band above knees. Squat stance. Steps lateral, maintain tension.</w:t>
             </w:r>
           </w:p>
         </w:tc>
@@ -19243,7 +19232,7 @@
                 <w:sz w:val="18"/>
                 <w:szCs w:val="18"/>
               </w:rPr>
-              <w:t xml:space="preserve">Lateral Band Walk (Loaded)</w:t>
+              <w:t xml:space="preserve">Single-Leg RDL (Heavy DB)</w:t>
             </w:r>
           </w:p>
           <w:p>
@@ -19256,7 +19245,7 @@
                 <w:sz w:val="14"/>
                 <w:szCs w:val="14"/>
               </w:rPr>
-              <w:t xml:space="preserve">Trainer Insight: glute medius weakness = knee valgus = ACL risk. Every client gets this.</w:t>
+              <w:t xml:space="preserve">Trainer Insight: log left vs right — find your own asymmetry before coaching others on theirs</w:t>
             </w:r>
           </w:p>
         </w:tc>
@@ -19322,7 +19311,7 @@
                 <w:sz w:val="15"/>
                 <w:szCs w:val="15"/>
               </w:rPr>
-              <w:t xml:space="preserve">15 ea way</w:t>
+              <w:t xml:space="preserve">6–8 ea</w:t>
             </w:r>
           </w:p>
         </w:tc>
@@ -19355,7 +19344,7 @@
                 <w:sz w:val="15"/>
                 <w:szCs w:val="15"/>
               </w:rPr>
-              <w:t xml:space="preserve">Heavy band</w:t>
+              <w:t xml:space="preserve">Heavy — challenging</w:t>
             </w:r>
           </w:p>
         </w:tc>
@@ -19388,7 +19377,7 @@
                 <w:sz w:val="15"/>
                 <w:szCs w:val="15"/>
               </w:rPr>
-              <w:t xml:space="preserve">Controlled</w:t>
+              <w:t xml:space="preserve">3-1-1</w:t>
             </w:r>
           </w:p>
         </w:tc>
@@ -19421,7 +19410,7 @@
                 <w:sz w:val="15"/>
                 <w:szCs w:val="15"/>
               </w:rPr>
-              <w:t xml:space="preserve">30s</w:t>
+              <w:t xml:space="preserve">75s</w:t>
             </w:r>
           </w:p>
         </w:tc>
@@ -19451,7 +19440,18 @@
                 <w:sz w:val="17"/>
                 <w:szCs w:val="17"/>
               </w:rPr>
-              <w:t xml:space="preserve">Mini-band above knees. Squat stance. Steps lateral, maintain tension.</w:t>
+              <w:t xml:space="preserve">Soft knee. Hips square. DB tracks the standing leg. Control the balance.</w:t>
+            </w:r>
+            <w:r>
+              <w:rPr>
+                <w:rFonts w:ascii="Arial" w:cs="Arial" w:eastAsia="Arial" w:hAnsi="Arial"/>
+                <w:i/>
+                <w:iCs/>
+                <w:color w:val="00695C"/>
+                <w:sz w:val="14"/>
+                <w:szCs w:val="14"/>
+              </w:rPr>
+              <w:t xml:space="preserve">  2 RIR</w:t>
             </w:r>
           </w:p>
         </w:tc>
@@ -20273,7 +20273,7 @@
                 <w:sz w:val="18"/>
                 <w:szCs w:val="18"/>
               </w:rPr>
-              <w:t xml:space="preserve">Farmer Carry — Sprint (Light, Fast)</w:t>
+              <w:t xml:space="preserve">Medicine Ball Slam</w:t>
             </w:r>
           </w:p>
           <w:p>
@@ -20286,7 +20286,7 @@
                 <w:sz w:val="14"/>
                 <w:szCs w:val="14"/>
               </w:rPr>
-              <w:t xml:space="preserve">Trainer Insight: velocity training at sub-maximal loads builds fast-twitch output</w:t>
+              <w:t xml:space="preserve">Trainer Insight: this is how you develop RFD safely across all ages and fitness levels</w:t>
             </w:r>
           </w:p>
         </w:tc>
@@ -20352,7 +20352,7 @@
                 <w:sz w:val="15"/>
                 <w:szCs w:val="15"/>
               </w:rPr>
-              <w:t xml:space="preserve">20 yds</w:t>
+              <w:t xml:space="preserve">8–10</w:t>
             </w:r>
           </w:p>
         </w:tc>
@@ -20385,7 +20385,7 @@
                 <w:sz w:val="15"/>
                 <w:szCs w:val="15"/>
               </w:rPr>
-              <w:t xml:space="preserve">50% of heavy carry</w:t>
+              <w:t xml:space="preserve">12–16 lbs</w:t>
             </w:r>
           </w:p>
         </w:tc>
@@ -20418,7 +20418,7 @@
                 <w:sz w:val="15"/>
                 <w:szCs w:val="15"/>
               </w:rPr>
-              <w:t xml:space="preserve">Fast walk / sprint</w:t>
+              <w:t xml:space="preserve">Max intent</w:t>
             </w:r>
           </w:p>
         </w:tc>
@@ -20481,7 +20481,7 @@
                 <w:sz w:val="17"/>
                 <w:szCs w:val="17"/>
               </w:rPr>
-              <w:t xml:space="preserve">Same posture, faster pace. Power and speed variant of the carry pattern.</w:t>
+              <w:t xml:space="preserve">Full overhead raise. Slam with max force. Full-body power expression.</w:t>
             </w:r>
           </w:p>
         </w:tc>
@@ -21061,7 +21061,7 @@
                 <w:sz w:val="18"/>
                 <w:szCs w:val="18"/>
               </w:rPr>
-              <w:t xml:space="preserve">Medicine Ball Slam</w:t>
+              <w:t xml:space="preserve">Farmer Carry — Sprint (Light, Fast)</w:t>
             </w:r>
           </w:p>
           <w:p>
@@ -21074,7 +21074,7 @@
                 <w:sz w:val="14"/>
                 <w:szCs w:val="14"/>
               </w:rPr>
-              <w:t xml:space="preserve">Trainer Insight: this is how you develop RFD safely across all ages and fitness levels</w:t>
+              <w:t xml:space="preserve">Trainer Insight: velocity training at sub-maximal loads builds fast-twitch output</w:t>
             </w:r>
           </w:p>
         </w:tc>
@@ -21140,7 +21140,7 @@
                 <w:sz w:val="15"/>
                 <w:szCs w:val="15"/>
               </w:rPr>
-              <w:t xml:space="preserve">8–10</w:t>
+              <w:t xml:space="preserve">20 yds</w:t>
             </w:r>
           </w:p>
         </w:tc>
@@ -21173,7 +21173,7 @@
                 <w:sz w:val="15"/>
                 <w:szCs w:val="15"/>
               </w:rPr>
-              <w:t xml:space="preserve">12–16 lbs</w:t>
+              <w:t xml:space="preserve">50% of heavy carry</w:t>
             </w:r>
           </w:p>
         </w:tc>
@@ -21206,7 +21206,7 @@
                 <w:sz w:val="15"/>
                 <w:szCs w:val="15"/>
               </w:rPr>
-              <w:t xml:space="preserve">Max intent</w:t>
+              <w:t xml:space="preserve">Fast walk / sprint</w:t>
             </w:r>
           </w:p>
         </w:tc>
@@ -21269,7 +21269,7 @@
                 <w:sz w:val="17"/>
                 <w:szCs w:val="17"/>
               </w:rPr>
-              <w:t xml:space="preserve">Full overhead raise. Slam with max force. Full-body power expression.</w:t>
+              <w:t xml:space="preserve">Same posture, faster pace. Power and speed variant of the carry pattern.</w:t>
             </w:r>
           </w:p>
         </w:tc>

--- a/trainer_education/ICONS_Trainer_Development_Program_A_Intensity_Build.docx
+++ b/trainer_education/ICONS_Trainer_Development_Program_A_Intensity_Build.docx
@@ -2513,7 +2513,7 @@
           <w:sz w:val="17"/>
           <w:szCs w:val="17"/>
         </w:rPr>
-        <w:t xml:space="preserve">Every work set in this program uses RIR (Reps In Reserve). 2 RIR means you could do 2 more reps with perfect form but choose not to. 1 RIR means one rep left. This is how ACSM 2026 recommends loading — training to failure does not consistently outperform RIR-based loading and increases injury and recovery cost. When you enforce this with clients, you will do so knowing exactly how 1 RIR feels.</w:t>
+        <w:t xml:space="preserve">Every work set in this program uses RIR (Reps In Reserve). 2 RIR — two reps left with clean form — is the DEFAULT proximity for PRIMARY lifts in this program (corrected 8/17/2026: a 2024 dose-response meta-regression found strength gains largely unrelated to estimated RIR, so 1 RIR is not a stronger stimulus than 2 RIR for a primary lift). 1 RIR is reserved for hypertrophy-priority ACCESSORY work, not primary strength sets. Anything above 2 RIR — warm-ups, technique sets, sub-maximal work — is treated as one collapsed "technique/submaximal" band, not a graduated 3-vs-4-vs-5 RIR target, since RIR accuracy degrades the farther a set sits from failure. This is how ACSM 2026 recommends loading — training to failure does not consistently outperform RIR-based loading and increases injury and recovery cost. When you enforce this with clients, you will do so knowing exactly how 2 RIR feels on your own primary lifts.</w:t>
       </w:r>
     </w:p>
     <w:p>
@@ -5873,7 +5873,7 @@
           <w:sz w:val="17"/>
           <w:szCs w:val="17"/>
         </w:rPr>
-        <w:t xml:space="preserve">The corrective primer on a bilateral lower body day targets knee stability and glute activation. Today's correctives fire the glute medius and VMO — the two muscles most responsible for preventing knee valgus under bilateral loading. This is the corrective protocol your knee-valgus clients receive before every squat session.</w:t>
+        <w:t xml:space="preserve">The corrective primer on a bilateral lower body day targets knee stability and glute activation. Today's correctives fire the glute medius and VMO — the two muscles most responsible for preventing knee valgus under bilateral loading. This is the corrective protocol every client receives before every squat session, full stop — not just clients who screen positive on a single-leg-squat or drop-landing test. CLAUDE.md's corrected ACL/Knee-Valgus standard (8/17/2026) retired the old screen-gate: visual screens can't predict who actually sustains a future non-contact ACL injury, while the circuit itself is strongly evidence-backed at the population level regardless of screen result — so it's dosed for everyone (20–30 min, 1–2×/week) and tracked for ≥76% session-completion adherence, not reserved for clients who 'fail' a screen.</w:t>
       </w:r>
     </w:p>
     <w:tbl>
@@ -6186,7 +6186,7 @@
                 <w:sz w:val="14"/>
                 <w:szCs w:val="14"/>
               </w:rPr>
-              <w:t xml:space="preserve">Trainer Insight: this is exactly what a knee-valgus client gets before loading. Feel why.</w:t>
+              <w:t xml:space="preserve">Trainer Insight: this now runs for every client before loading, not just clients who screen positive for valgus — screens can't predict future ACL injury, but the circuit itself works at the population level regardless. Feel why.</w:t>
             </w:r>
           </w:p>
         </w:tc>
@@ -13219,7 +13219,7 @@
                 <w:sz w:val="14"/>
                 <w:szCs w:val="14"/>
               </w:rPr>
-              <w:t xml:space="preserve">Trainer Insight: −41% groin injury risk (Harøy 2018). Program for every client.</w:t>
+              <w:t xml:space="preserve">Trainer Insight: −41% weekly groin-problem risk, cluster-RCT (Harøy et al. 2019, BJSM). Program for every client.</w:t>
             </w:r>
           </w:p>
         </w:tc>
@@ -13971,7 +13971,7 @@
                 <w:sz w:val="14"/>
                 <w:szCs w:val="14"/>
               </w:rPr>
-              <w:t xml:space="preserve">  1–2 RIR on last set</w:t>
+              <w:t xml:space="preserve">  2 RIR — default proximity for a primary lift</w:t>
             </w:r>
           </w:p>
         </w:tc>
@@ -14224,7 +14224,7 @@
                 <w:sz w:val="14"/>
                 <w:szCs w:val="14"/>
               </w:rPr>
-              <w:t xml:space="preserve">  1–2 RIR</w:t>
+              <w:t xml:space="preserve">  2 RIR</w:t>
             </w:r>
           </w:p>
         </w:tc>
@@ -15021,7 +15021,7 @@
                 <w:sz w:val="14"/>
                 <w:szCs w:val="14"/>
               </w:rPr>
-              <w:t xml:space="preserve">  1–2 RIR</w:t>
+              <w:t xml:space="preserve">  2 RIR — default proximity for a primary lift</w:t>
             </w:r>
           </w:p>
         </w:tc>
@@ -15261,7 +15261,7 @@
                 <w:sz w:val="14"/>
                 <w:szCs w:val="14"/>
               </w:rPr>
-              <w:t xml:space="preserve">  1 RIR on last set</w:t>
+              <w:t xml:space="preserve">  2 RIR</w:t>
             </w:r>
           </w:p>
         </w:tc>
@@ -17132,7 +17132,7 @@
           <w:sz w:val="17"/>
           <w:szCs w:val="17"/>
         </w:rPr>
-        <w:t xml:space="preserve">The hex bar deadlift is the single most important movement in the ICONS system. It builds posterior chain strength, drives bone density (≥80% 1RM per LIFTMOR RCT), trains loaded hip extension, and is safe for a wide range of ages and populations. When you coach this lift, you are delivering a physiological intervention. Load it with that intention. Your working sets today are at 87–92% of your estimated 1RM.</w:t>
+        <w:t xml:space="preserve">The hex bar deadlift is the single most important movement in the ICONS system. It builds posterior chain strength and drives bone density — the LIFTMOR RCT's actual prescription is &gt;85% 1RM (corrected 8/17/2026 from a rounded "≥80%"), delivered supervised, 2×/week, after a technique-first ramp-in and a risk-stratification screen for fracture history. Your working sets today (87–92% Est 1RM) sit inside that real range, not the old rounded-down one. When you coach this lift, you are delivering a physiological intervention. Load it with that intention.</w:t>
       </w:r>
     </w:p>
     <w:tbl>

--- a/trainer_education/ICONS_Trainer_Development_Program_A_Intensity_Build.docx
+++ b/trainer_education/ICONS_Trainer_Development_Program_A_Intensity_Build.docx
@@ -2513,7 +2513,7 @@
           <w:sz w:val="17"/>
           <w:szCs w:val="17"/>
         </w:rPr>
-        <w:t xml:space="preserve">Every work set in this program uses RIR (Reps In Reserve). 2 RIR — two reps left with clean form — is the DEFAULT proximity for PRIMARY lifts in this program (corrected 8/17/2026: a 2024 dose-response meta-regression found strength gains largely unrelated to estimated RIR, so 1 RIR is not a stronger stimulus than 2 RIR for a primary lift). 1 RIR is reserved for hypertrophy-priority ACCESSORY work, not primary strength sets. Anything above 2 RIR — warm-ups, technique sets, sub-maximal work — is treated as one collapsed "technique/submaximal" band, not a graduated 3-vs-4-vs-5 RIR target, since RIR accuracy degrades the farther a set sits from failure. This is how ACSM 2026 recommends loading — training to failure does not consistently outperform RIR-based loading and increases injury and recovery cost. When you enforce this with clients, you will do so knowing exactly how 2 RIR feels on your own primary lifts.</w:t>
+        <w:t xml:space="preserve">Every work set in this program uses RIR (Reps In Reserve). 2 RIR — two reps left with clean form — is the DEFAULT proximity for PRIMARY lifts in this program (corrected 8/17/2026: a 2024 dose-response meta-regression found strength gains largely unrelated to estimated RIR, so 1 RIR is not a stronger stimulus than 2 RIR for a primary lift). 1 RIR is reserved for hypertrophy-priority ACCESSORY work, or for a deliberate near-maximal set on a peak-intensity day (Day 2's hex bar deadlift and heavy hip thrust are the only primary lifts in this program that sit there, and only because Day 2 is a 90% day) — it is never the default on a primary strength set. Anything above 2 RIR — warm-ups, technique sets, sub-maximal work — is treated as one collapsed "technique/submaximal" band, not a graduated 3-vs-4-vs-5 RIR target, since RIR accuracy degrades the farther a set sits from failure. This is how ACSM 2026 recommends loading — training to failure does not consistently outperform RIR-based loading and increases injury and recovery cost. When you enforce this with clients, you will do so knowing exactly how 2 RIR feels on your own primary lifts.</w:t>
       </w:r>
     </w:p>
     <w:p>
@@ -16831,7 +16831,7 @@
           <w:sz w:val="17"/>
           <w:szCs w:val="17"/>
         </w:rPr>
-        <w:t xml:space="preserve">DAY 1 DEBRIEF — What to log and reflect on: (1) Where was your 1 RIR? Was it where you thought? (2) Which side felt stronger on the single-arm row? (3) How long did you hold the loaded plank? (4) How did the corrective primer feel compared to how you'd typically start a session? These are the questions you will ask your clients.</w:t>
+        <w:t xml:space="preserve">DAY 1 DEBRIEF — What to log and reflect on: (1) Where was your 2 RIR? Was it where you thought? (2) Which side felt stronger on the single-arm row? (3) How long did you hold the loaded plank? (4) How did the corrective primer feel compared to how you'd typically start a session? These are the questions you will ask your clients.</w:t>
       </w:r>
     </w:p>
     <w:p>

--- a/trainer_education/ICONS_Trainer_Development_Program_A_Intensity_Build.docx
+++ b/trainer_education/ICONS_Trainer_Development_Program_A_Intensity_Build.docx
@@ -1670,7 +1670,7 @@
                 <w:sz w:val="16"/>
                 <w:szCs w:val="16"/>
               </w:rPr>
-              <w:t xml:space="preserve">Carry your bodyweight/hand by Wk4</w:t>
+              <w:t xml:space="preserve">BW/hand by Wk4 — trap bar above the 60 lb/hand DB ceiling</w:t>
             </w:r>
           </w:p>
         </w:tc>
@@ -1812,7 +1812,7 @@
                 <w:sz w:val="16"/>
                 <w:szCs w:val="16"/>
               </w:rPr>
-              <w:t xml:space="preserve">Weighted vest Wk3</w:t>
+              <w:t xml:space="preserve">Add a 10–25 lb plate across the upper back, Wk3</w:t>
             </w:r>
           </w:p>
         </w:tc>
@@ -2096,7 +2096,7 @@
                 <w:sz w:val="16"/>
                 <w:szCs w:val="16"/>
               </w:rPr>
-              <w:t xml:space="preserve">Weighted pull-ups by Wk4</w:t>
+              <w:t xml:space="preserve">Weighted by Wk4 — DB between feet or plate</w:t>
             </w:r>
           </w:p>
         </w:tc>
@@ -2238,7 +2238,7 @@
                 <w:sz w:val="16"/>
                 <w:szCs w:val="16"/>
               </w:rPr>
-              <w:t xml:space="preserve">Both legs · Est 1RM × 0.75 = Day 3 working load</w:t>
+              <w:t xml:space="preserve">Both legs · Est 1RM × 0.75 = bilateral (70%) day working load</w:t>
             </w:r>
           </w:p>
         </w:tc>
@@ -2380,7 +2380,7 @@
                 <w:sz w:val="16"/>
                 <w:szCs w:val="16"/>
               </w:rPr>
-              <w:t xml:space="preserve">Both legs · Est 1RM × 0.80 = Day 3 working load</w:t>
+              <w:t xml:space="preserve">Both legs · Est 1RM × 0.80 = bilateral (70%) day working load</w:t>
             </w:r>
           </w:p>
         </w:tc>
@@ -2513,7 +2513,32 @@
           <w:sz w:val="17"/>
           <w:szCs w:val="17"/>
         </w:rPr>
-        <w:t xml:space="preserve">Every work set in this program uses RIR (Reps In Reserve). 2 RIR — two reps left with clean form — is the DEFAULT proximity for PRIMARY lifts in this program (corrected 8/17/2026: a 2024 dose-response meta-regression found strength gains largely unrelated to estimated RIR, so 1 RIR is not a stronger stimulus than 2 RIR for a primary lift). 1 RIR is reserved for hypertrophy-priority ACCESSORY work, or for a deliberate near-maximal set on a peak-intensity day (Day 2's hex bar deadlift and heavy hip thrust are the only primary lifts in this program that sit there, and only because Day 2 is a 90% day) — it is never the default on a primary strength set. Anything above 2 RIR — warm-ups, technique sets, sub-maximal work — is treated as one collapsed "technique/submaximal" band, not a graduated 3-vs-4-vs-5 RIR target, since RIR accuracy degrades the farther a set sits from failure. This is how ACSM 2026 recommends loading — training to failure does not consistently outperform RIR-based loading and increases injury and recovery cost. When you enforce this with clients, you will do so knowing exactly how 2 RIR feels on your own primary lifts.</w:t>
+        <w:t xml:space="preserve">Every work set in this program uses RIR (Reps In Reserve). 2 RIR — two reps left with clean form — is the DEFAULT proximity for PRIMARY lifts in this program (corrected 8/17/2026: a 2024 dose-response meta-regression found strength gains largely unrelated to estimated RIR, so 1 RIR is not a stronger stimulus than 2 RIR for a primary lift). 1 RIR is reserved for hypertrophy-priority ACCESSORY work, or for a deliberate near-maximal set on a peak-intensity day (the peak-output day's hex bar deadlift and heavy hip thrust are the only primary lifts in this program that sit there, and only because that day is a 90% day) — it is never the default on a primary strength set. Anything above 2 RIR — warm-ups, technique sets, sub-maximal work — is treated as one collapsed "technique/submaximal" band, not a graduated 3-vs-4-vs-5 RIR target, since RIR accuracy degrades the farther a set sits from failure. This is how ACSM 2026 recommends loading — training to failure does not consistently outperform RIR-based loading and increases injury and recovery cost. When you enforce this with clients, you will do so knowing exactly how 2 RIR feels on your own primary lifts.</w:t>
+      </w:r>
+    </w:p>
+    <w:p>
+      <w:pPr>
+        <w:spacing w:after="100"/>
+      </w:pPr>
+      <w:r>
+        <w:rPr>
+          <w:rFonts w:ascii="Arial" w:cs="Arial" w:eastAsia="Arial" w:hAnsi="Arial"/>
+          <w:b/>
+          <w:bCs/>
+          <w:color w:val="C9A227"/>
+          <w:sz w:val="17"/>
+          <w:szCs w:val="17"/>
+        </w:rPr>
+        <w:t xml:space="preserve">Deload Week — Scheduled, Not Optional:  </w:t>
+      </w:r>
+      <w:r>
+        <w:rPr>
+          <w:rFonts w:ascii="Arial" w:cs="Arial" w:eastAsia="Arial" w:hAnsi="Arial"/>
+          <w:color w:val="2C2C2C"/>
+          <w:sz w:val="17"/>
+          <w:szCs w:val="17"/>
+        </w:rPr>
+        <w:t xml:space="preserve">This program runs an 8-week arc at 5 days/week with two 90% days inside every week — enough continuous progressive loading that CLAUDE.md's Deload standard (added 8/18/2026) schedules a lighter week proactively rather than waiting for a stall. House pattern: take the deload the week immediately AFTER the Week 4 retest, so it absorbs the testing fatigue and starts the second block fresh. Content: the same five days, the same movements, the same block order — cut working sets roughly in half, drop loads to 50–70% of your normal working weights, and keep every set inside the 3+ RIR technique/submaximal band. No PRs, no AMRAP scoring, no near-failure work. Frame it to yourself exactly the way you will frame it to a client: this is a reload, not a lost week. The line to use on a client who resists it — a light week costs no measurable muscle and only briefly-recoverable peak strength, while unbroken hard loading is where soreness, joint stress and stalls actually accumulate.</w:t>
       </w:r>
     </w:p>
     <w:p>
@@ -4544,7 +4569,7 @@
                 <w:sz w:val="18"/>
                 <w:szCs w:val="18"/>
               </w:rPr>
-              <w:t xml:space="preserve">Seated Cable Row (Light)</w:t>
+              <w:t xml:space="preserve">Seated Kieser Row (Light)</w:t>
             </w:r>
           </w:p>
         </w:tc>
@@ -5818,7 +5843,7 @@
           <w:sz w:val="17"/>
           <w:szCs w:val="17"/>
         </w:rPr>
-        <w:t xml:space="preserve">Day 3 is 70% — the green intensity day. After Day 2's near-maximal hinge and power output, this session shifts to bilateral leg work at moderate load and upper body hypertrophy volume. The goal is accumulation, not peak effort. Notice the difference in how this session feels compared to Day 2 — that contrast is deliberate. You will program this exact contrast for your clients.</w:t>
+        <w:t xml:space="preserve">Day 2 is 70% — the green intensity day, and the first real load of this week. Day 1 rehearsed every one of these patterns unloaded; today they carry bilateral leg work at moderate load plus upper body hypertrophy volume. The goal is accumulation, not peak effort — the 80% primary day and the 90% peak day are both still ahead of you, and this session exists to build the volume base they get spent from. You will feel the contrast the other way around on Day 4. That contrast is deliberate, and you will program it for your clients.</w:t>
       </w:r>
     </w:p>
     <w:p>
@@ -7156,7 +7181,7 @@
           <w:sz w:val="17"/>
           <w:szCs w:val="17"/>
         </w:rPr>
-        <w:t xml:space="preserve">Day 3 bilateral squat follows Day 2's unilateral hinge. The bilateral pattern at 70% load teaches you how to coach the squat as a skill — not a max effort test. At this intensity the client can hear your cues, process them, and apply them. This is the teaching window. Your clients' squat technique improves most on 70% days, not 90% days.</w:t>
+        <w:t xml:space="preserve">Day 2's bilateral squat follows Day 1's unloaded pattern work — the first time this week the squat carries real weight. The bilateral pattern at 70% load teaches you how to coach the squat as a skill, not a max effort test. At this intensity the client can hear your cues, process them, and apply them. This is the teaching window. Your clients' squat technique improves most on 70% days, not 90% days.</w:t>
       </w:r>
     </w:p>
     <w:tbl>
@@ -7928,7 +7953,7 @@
                 <w:sz w:val="14"/>
                 <w:szCs w:val="14"/>
               </w:rPr>
-              <w:t xml:space="preserve">  3 RIR — technique priority</w:t>
+              <w:t xml:space="preserve">  Technique/submaximal band (3+ RIR) — no near-failure sets</w:t>
             </w:r>
           </w:p>
         </w:tc>
@@ -8208,7 +8233,7 @@
           <w:sz w:val="17"/>
           <w:szCs w:val="17"/>
         </w:rPr>
-        <w:t xml:space="preserve">Hip thrust at 70% is the moderate volume day for the posterior chain. After Day 2's heavy unilateral hinge, bilateral hip thrust at this load completes the posterior chain volume for the week. Notice the tempo: 2-second hold at the top is non-negotiable. This is where the glute contraction occurs — allowing the weight to crash down eliminates the stimulus.</w:t>
+        <w:t xml:space="preserve">Hip thrust at 70% is the moderate volume day for the posterior chain — and in this linear build it comes BEFORE the heavy hinge rather than after it. Bilateral hip thrust at this load is laying the posterior chain base that Day 4's near-maximal deadlift will draw on, which is the whole argument for building a week in a straight line. Notice the tempo: 2-second hold at the top is non-negotiable. This is where the glute contraction occurs — allowing the weight to crash down eliminates the stimulus.</w:t>
       </w:r>
     </w:p>
     <w:tbl>
@@ -8620,7 +8645,7 @@
                 <w:sz w:val="15"/>
                 <w:szCs w:val="15"/>
               </w:rPr>
-              <w:t xml:space="preserve">80% of Day 2 hip thrust load</w:t>
+              <w:t xml:space="preserve">~72% of hip thrust baseline (80% of heavy-day load)</w:t>
             </w:r>
           </w:p>
         </w:tc>
@@ -9014,7 +9039,7 @@
                 <w:sz w:val="18"/>
                 <w:szCs w:val="18"/>
               </w:rPr>
-              <w:t xml:space="preserve">Leg Press (Bilateral — Foot Width Variation)</w:t>
+              <w:t xml:space="preserve">Total Gym Squat Press (Bilateral — Foot Width Variation)</w:t>
             </w:r>
           </w:p>
           <w:p>
@@ -9027,7 +9052,7 @@
                 <w:sz w:val="14"/>
                 <w:szCs w:val="14"/>
               </w:rPr>
-              <w:t xml:space="preserve">Trainer Insight: foot position variation teaches clients that stance is individual — not universal.</w:t>
+              <w:t xml:space="preserve">Trainer Insight: foot position variation teaches clients that stance is individual — not universal. There is no leg press in the studio; the Total Gym platform is the confirmed bilateral press vehicle, and the foot-position lesson is identical on it.</w:t>
             </w:r>
           </w:p>
         </w:tc>
@@ -9126,7 +9151,7 @@
                 <w:sz w:val="15"/>
                 <w:szCs w:val="15"/>
               </w:rPr>
-              <w:t xml:space="preserve">Moderate</w:t>
+              <w:t xml:space="preserve">Moderate incline setting</w:t>
             </w:r>
           </w:p>
         </w:tc>
@@ -10818,7 +10843,7 @@
           <w:sz w:val="17"/>
           <w:szCs w:val="17"/>
         </w:rPr>
-        <w:t xml:space="preserve">Day 3 core closes with loaded carries at moderate weight — not the bodyweight-per-hand Day 2 standard, but a purposeful volume day for the carry pattern. Paired with rotational and anti-extension work, this block reinforces the core stability that makes every bilateral compound lift safer and more powerful.</w:t>
+        <w:t xml:space="preserve">Day 2 core closes with loaded carries at moderate weight — not the bodyweight-per-hand heavy-day standard, but a purposeful volume day for the carry pattern. Paired with rotational and anti-extension work, this block reinforces the core stability that makes every bilateral compound lift safer and more powerful.</w:t>
       </w:r>
     </w:p>
     <w:tbl>
@@ -11131,7 +11156,7 @@
                 <w:sz w:val="14"/>
                 <w:szCs w:val="14"/>
               </w:rPr>
-              <w:t xml:space="preserve">Trainer Insight: compare how this feels vs Day 2's BW/hand carry. The contrast teaches clients why carry load matters.</w:t>
+              <w:t xml:space="preserve">Trainer Insight: compare how this feels vs a full bodyweight-per-hand carry. The contrast teaches clients why carry load matters.</w:t>
             </w:r>
           </w:p>
         </w:tc>
@@ -11230,7 +11255,7 @@
                 <w:sz w:val="15"/>
                 <w:szCs w:val="15"/>
               </w:rPr>
-              <w:t xml:space="preserve">60–65% of Day 2 carry</w:t>
+              <w:t xml:space="preserve">60–65% of bodyweight per hand</w:t>
             </w:r>
           </w:p>
         </w:tc>
@@ -11326,7 +11351,7 @@
                 <w:sz w:val="17"/>
                 <w:szCs w:val="17"/>
               </w:rPr>
-              <w:t xml:space="preserve">Same posture as Day 2. Shoulders packed. Chest tall. Grip the implement hard.</w:t>
+              <w:t xml:space="preserve">Same posture as the heavy carry day. Shoulders packed. Chest tall. Grip the implement hard.</w:t>
             </w:r>
           </w:p>
         </w:tc>
@@ -11373,7 +11398,7 @@
                 <w:sz w:val="14"/>
                 <w:szCs w:val="14"/>
               </w:rPr>
-              <w:t xml:space="preserve">Trainer Insight: 15 lb plate vs Day 1's 25 lb plate. 70% day = 70% of core challenge too.</w:t>
+              <w:t xml:space="preserve">Trainer Insight: 15 lb plate vs the 25 lb plate on your 80% primary-strength day. 70% day = 70% of core challenge too.</w:t>
             </w:r>
           </w:p>
         </w:tc>
@@ -11602,7 +11627,7 @@
                 <w:sz w:val="18"/>
                 <w:szCs w:val="18"/>
               </w:rPr>
-              <w:t xml:space="preserve">Rotational Med Ball Throw (Wall) or Cable Rotation</w:t>
+              <w:t xml:space="preserve">Rotational Med Ball Throw (Wall) or Kieser Rotation</w:t>
             </w:r>
           </w:p>
           <w:p>
@@ -11714,7 +11739,7 @@
                 <w:sz w:val="15"/>
                 <w:szCs w:val="15"/>
               </w:rPr>
-              <w:t xml:space="preserve">8–12 lb ball or moderate cable</w:t>
+              <w:t xml:space="preserve">8–12 lb ball or moderate Kieser setting</w:t>
             </w:r>
           </w:p>
         </w:tc>
@@ -11843,7 +11868,7 @@
           <w:sz w:val="17"/>
           <w:szCs w:val="17"/>
         </w:rPr>
-        <w:t xml:space="preserve">10 min: pigeon pose 90s each side, adductor wide-leg stretch 90s, thoracic extension foam roller 60s, doorway chest stretch 30s each, lat stretch 30s each, hamstring wall stretch 45s each. Trainer Insight: Day 3 cool-down covers both the lower body posterior work and the upper body pressing work from today. Full hip and shoulder sequence. If a client says they don't have time for the cool-down — this is your answer: 'The cool-down is not optional for a client who just squatted and pressed in the same session.'</w:t>
+        <w:t xml:space="preserve">10 min: pigeon pose 90s each side, adductor wide-leg stretch 90s, thoracic extension foam roller 60s, doorway chest stretch 30s each, lat stretch 30s each, hamstring wall stretch 45s each. Trainer Insight: Day 2 cool-down covers both the lower body posterior work and the upper body pressing work from today. Full hip and shoulder sequence. If a client says they don't have time for the cool-down — this is your answer: 'The cool-down is not optional for a client who just squatted and pressed in the same session.'</w:t>
       </w:r>
     </w:p>
     <w:p>
@@ -11868,7 +11893,7 @@
           <w:sz w:val="17"/>
           <w:szCs w:val="17"/>
         </w:rPr>
-        <w:t xml:space="preserve">DAY 3 DEBRIEF — What to log and reflect on: (1) How did the bilateral squat feel after Day 2's heavy unilateral hinge? Did the pattern feel different? (2) Did your knee tracking hold under bilateral load at 75%? What did the corrective primer change? (3) In the upper body superset — which side fatigued first on the row? (4) What is the difference in how you feel walking out of a 70% session vs a 90% session? This difference is what you will manage week-over-week for your clients.</w:t>
+        <w:t xml:space="preserve">DAY 2 DEBRIEF — What to log and reflect on: (1) How did the bilateral squat feel carrying real load, after Day 1 rehearsed the same pattern unloaded? Did the drill actually transfer? (2) Did your knee tracking hold under bilateral load at 75%? What did the corrective primer change? (3) In the upper body superset — which side fatigued first on the row? (4) Write down now, before Day 4, how you feel walking out of a 70% session. You will compare it to a 90% session later this week, and a memory two days old is not a comparison. This week-over-week difference is what you will manage for your clients.</w:t>
       </w:r>
     </w:p>
     <w:p>
@@ -12114,7 +12139,7 @@
           <w:sz w:val="17"/>
           <w:szCs w:val="17"/>
         </w:rPr>
-        <w:t xml:space="preserve">Day 1 is 80% — the gold intensity day. This is the primary strength session of the ICONS week. Loads are challenging. The last 1–2 reps of each work set are hard. Form must hold. This is exactly what your clients experience on their heaviest training day. Notice the warm-up structure, the block order, the rest periods, the tempo. Every decision you feel today was made deliberately.</w:t>
+        <w:t xml:space="preserve">Day 3 is 80% — the gold intensity day. This is the primary strength session of the ICONS week. Loads are challenging. The last 1–2 reps of each work set are hard. Form must hold. This is exactly what your clients experience on their heaviest training day. Notice the warm-up structure, the block order, the rest periods, the tempo. Every decision you feel today was made deliberately.</w:t>
       </w:r>
     </w:p>
     <w:p>
@@ -14914,7 +14939,7 @@
                 <w:sz w:val="15"/>
                 <w:szCs w:val="15"/>
               </w:rPr>
-              <w:t xml:space="preserve">BW +10–20 lbs</w:t>
+              <w:t xml:space="preserve">BW +10–20 lbs (DB between feet or plate)</w:t>
             </w:r>
           </w:p>
         </w:tc>
@@ -16323,7 +16348,7 @@
                 <w:sz w:val="18"/>
                 <w:szCs w:val="18"/>
               </w:rPr>
-              <w:t xml:space="preserve">Pallof Press (Cable)</w:t>
+              <w:t xml:space="preserve">Pallof Press (Kieser or Band)</w:t>
             </w:r>
           </w:p>
           <w:p>
@@ -16565,7 +16590,7 @@
                 <w:sz w:val="18"/>
                 <w:szCs w:val="18"/>
               </w:rPr>
-              <w:t xml:space="preserve">Face Pull (Cable or Band)</w:t>
+              <w:t xml:space="preserve">Face Pull (Kieser or Band)</w:t>
             </w:r>
           </w:p>
           <w:p>
@@ -16831,7 +16856,7 @@
           <w:sz w:val="17"/>
           <w:szCs w:val="17"/>
         </w:rPr>
-        <w:t xml:space="preserve">DAY 1 DEBRIEF — What to log and reflect on: (1) Where was your 2 RIR? Was it where you thought? (2) Which side felt stronger on the single-arm row? (3) How long did you hold the loaded plank? (4) How did the corrective primer feel compared to how you'd typically start a session? These are the questions you will ask your clients.</w:t>
+        <w:t xml:space="preserve">DAY 3 DEBRIEF — What to log and reflect on: (1) Where was your 2 RIR? Was it where you thought? (2) Which side felt stronger on the single-arm row? (3) How long did you hold the loaded plank? (4) How did the corrective primer feel compared to how you'd typically start a session? These are the questions you will ask your clients.</w:t>
       </w:r>
     </w:p>
     <w:p>
@@ -17077,7 +17102,7 @@
           <w:sz w:val="17"/>
           <w:szCs w:val="17"/>
         </w:rPr>
-        <w:t xml:space="preserve">Day 2 is 90% — the red intensity day. This is near-maximal effort. The hex bar deadlift is loaded at approximately 90% of your 1RM for work sets of 3–5 reps. Farmers carry is at or above bodyweight per hand. The rate of force development finisher is programmed for peak power output. This is the session where bone density is built, athletic capacity is tested, and the ICONS system delivers its highest physiological stimulus. Rest fully between sets.</w:t>
+        <w:t xml:space="preserve">Day 4 is 90% — the red intensity day. This is near-maximal effort. The hex bar deadlift is loaded at approximately 90% of your 1RM for work sets of 3–5 reps. Farmers carry is at or above bodyweight per hand. The rate of force development finisher is programmed for peak power output. This is the session where bone density is built, athletic capacity is tested, and the ICONS system delivers its highest physiological stimulus. Rest fully between sets.</w:t>
       </w:r>
     </w:p>
     <w:p>
@@ -18184,7 +18209,7 @@
           <w:sz w:val="17"/>
           <w:szCs w:val="17"/>
         </w:rPr>
-        <w:t xml:space="preserve">Power development at 90% intensity requires sub-maximal loads moved with maximal intent. The trap bar jump and box step-up jump build rate of force development — the same quality that protects clients from falls, drives athletic output, and deteriorates fastest with age. Every postmenopausal client you work with needs this in their program. Today you experience why.</w:t>
+        <w:t xml:space="preserve">Power development at 90% intensity requires sub-maximal loads moved with maximal intent. This block opens on the medicine ball slam — a full-body power expression that is deliberately NOT another hip-dominant lift stacked on top of the hex bar deadlift and RDL you just finished in Block A (see the full-day sequencing note in the build script). Rate of force development is the quality that protects clients from falls, drives athletic output, and deteriorates fastest with age. Every postmenopausal client you work with needs this in their program. Today you experience why.</w:t>
       </w:r>
     </w:p>
     <w:tbl>
@@ -18484,7 +18509,7 @@
                 <w:sz w:val="18"/>
                 <w:szCs w:val="18"/>
               </w:rPr>
-              <w:t xml:space="preserve">Trap Bar Jump (or Box Jump)</w:t>
+              <w:t xml:space="preserve">Medicine Ball Slam</w:t>
             </w:r>
           </w:p>
           <w:p>
@@ -18497,7 +18522,7 @@
                 <w:sz w:val="14"/>
                 <w:szCs w:val="14"/>
               </w:rPr>
-              <w:t xml:space="preserve">Trainer Insight: rate of force development declines fastest with age. This is why it's programmed. Not optional.</w:t>
+              <w:t xml:space="preserve">Trainer Insight: this is how you develop RFD safely across all ages and fitness levels</w:t>
             </w:r>
           </w:p>
         </w:tc>
@@ -18530,7 +18555,7 @@
                 <w:sz w:val="15"/>
                 <w:szCs w:val="15"/>
               </w:rPr>
-              <w:t xml:space="preserve">4</w:t>
+              <w:t xml:space="preserve">3</w:t>
             </w:r>
           </w:p>
         </w:tc>
@@ -18563,7 +18588,7 @@
                 <w:sz w:val="15"/>
                 <w:szCs w:val="15"/>
               </w:rPr>
-              <w:t xml:space="preserve">4–5</w:t>
+              <w:t xml:space="preserve">8–10</w:t>
             </w:r>
           </w:p>
         </w:tc>
@@ -18596,7 +18621,7 @@
                 <w:sz w:val="15"/>
                 <w:szCs w:val="15"/>
               </w:rPr>
-              <w:t xml:space="preserve">30–40% 1RM (fast)</w:t>
+              <w:t xml:space="preserve">12–16 lbs</w:t>
             </w:r>
           </w:p>
         </w:tc>
@@ -18629,7 +18654,7 @@
                 <w:sz w:val="15"/>
                 <w:szCs w:val="15"/>
               </w:rPr>
-              <w:t xml:space="preserve">Explosive</w:t>
+              <w:t xml:space="preserve">Max intent</w:t>
             </w:r>
           </w:p>
         </w:tc>
@@ -18662,7 +18687,7 @@
                 <w:sz w:val="15"/>
                 <w:szCs w:val="15"/>
               </w:rPr>
-              <w:t xml:space="preserve">90s</w:t>
+              <w:t xml:space="preserve">60s</w:t>
             </w:r>
           </w:p>
         </w:tc>
@@ -18692,7 +18717,7 @@
                 <w:sz w:val="17"/>
                 <w:szCs w:val="17"/>
               </w:rPr>
-              <w:t xml:space="preserve">Fast intent. Triple extension: ankle, knee, hip. Land soft — absorb and reset.</w:t>
+              <w:t xml:space="preserve">Full overhead raise. Slam with max force. Full-body power expression.</w:t>
             </w:r>
           </w:p>
         </w:tc>
@@ -19489,7 +19514,7 @@
           <w:sz w:val="17"/>
           <w:szCs w:val="17"/>
         </w:rPr>
-        <w:t xml:space="preserve">Loaded carries are non-negotiable in the ICONS system. They train grip strength, shoulder packing, spinal stiffness, loaded gait, and metabolic conditioning simultaneously. Carry strength is one of the highest predictors of longevity outcomes in women over 50. Target: bodyweight / hand for the farmers carry. If you weigh 80 kg, carry 80 kg/hand. This is the advanced standard.</w:t>
+        <w:t xml:space="preserve">Loaded carries are non-negotiable in the ICONS system. They train grip strength, shoulder packing, spinal stiffness, loaded gait, and metabolic conditioning simultaneously. Carry strength is one of the highest predictors of longevity outcomes in women over 50. Target: bodyweight / hand for the farmers carry. If you weigh 80 kg, carry 80 kg/hand. This is the advanced standard. The trap bar jump closes this block rather than opening Block B: it is a hinge-pattern triple extension, and placing it here keeps it from becoming a third consecutive hip-dominant movement earlier in the day — while also breaking up what would otherwise be three loaded carries in a row across Blocks C and D.</w:t>
       </w:r>
     </w:p>
     <w:tbl>
@@ -19789,7 +19814,7 @@
                 <w:sz w:val="18"/>
                 <w:szCs w:val="18"/>
               </w:rPr>
-              <w:t xml:space="preserve">Farmers Carry (Trap Bar or DB) — Heavy</w:t>
+              <w:t xml:space="preserve">Farmers Carry (Trap Bar) — Heavy</w:t>
             </w:r>
           </w:p>
           <w:p>
@@ -19802,7 +19827,7 @@
                 <w:sz w:val="14"/>
                 <w:szCs w:val="14"/>
               </w:rPr>
-              <w:t xml:space="preserve">Trainer Insight: if a 64-year-old client can carry 50 lbs/hand for 30 yards, you must carry more.</w:t>
+              <w:t xml:space="preserve">Trainer Insight: if a 64-year-old client can carry 50 lbs/hand for 30 yards, you must carry more. Load this on the trap bar — studio dumbbells stop at 60 lbs/hand, which is below the bodyweight-per-hand target for most trainers.</w:t>
             </w:r>
           </w:p>
         </w:tc>
@@ -19901,7 +19926,7 @@
                 <w:sz w:val="15"/>
                 <w:szCs w:val="15"/>
               </w:rPr>
-              <w:t xml:space="preserve">BW per hand (target)</w:t>
+              <w:t xml:space="preserve">BW per hand (target) — trap bar</w:t>
             </w:r>
           </w:p>
         </w:tc>
@@ -20273,7 +20298,7 @@
                 <w:sz w:val="18"/>
                 <w:szCs w:val="18"/>
               </w:rPr>
-              <w:t xml:space="preserve">Medicine Ball Slam</w:t>
+              <w:t xml:space="preserve">Trap Bar Jump (or Box Jump)</w:t>
             </w:r>
           </w:p>
           <w:p>
@@ -20286,7 +20311,7 @@
                 <w:sz w:val="14"/>
                 <w:szCs w:val="14"/>
               </w:rPr>
-              <w:t xml:space="preserve">Trainer Insight: this is how you develop RFD safely across all ages and fitness levels</w:t>
+              <w:t xml:space="preserve">Trainer Insight: rate of force development declines fastest with age. This is why it's programmed. Not optional.</w:t>
             </w:r>
           </w:p>
         </w:tc>
@@ -20319,7 +20344,7 @@
                 <w:sz w:val="15"/>
                 <w:szCs w:val="15"/>
               </w:rPr>
-              <w:t xml:space="preserve">3</w:t>
+              <w:t xml:space="preserve">4</w:t>
             </w:r>
           </w:p>
         </w:tc>
@@ -20352,7 +20377,7 @@
                 <w:sz w:val="15"/>
                 <w:szCs w:val="15"/>
               </w:rPr>
-              <w:t xml:space="preserve">8–10</w:t>
+              <w:t xml:space="preserve">4–5</w:t>
             </w:r>
           </w:p>
         </w:tc>
@@ -20385,7 +20410,7 @@
                 <w:sz w:val="15"/>
                 <w:szCs w:val="15"/>
               </w:rPr>
-              <w:t xml:space="preserve">12–16 lbs</w:t>
+              <w:t xml:space="preserve">30–40% 1RM (fast)</w:t>
             </w:r>
           </w:p>
         </w:tc>
@@ -20418,7 +20443,7 @@
                 <w:sz w:val="15"/>
                 <w:szCs w:val="15"/>
               </w:rPr>
-              <w:t xml:space="preserve">Max intent</w:t>
+              <w:t xml:space="preserve">Explosive</w:t>
             </w:r>
           </w:p>
         </w:tc>
@@ -20451,7 +20476,7 @@
                 <w:sz w:val="15"/>
                 <w:szCs w:val="15"/>
               </w:rPr>
-              <w:t xml:space="preserve">60s</w:t>
+              <w:t xml:space="preserve">90s</w:t>
             </w:r>
           </w:p>
         </w:tc>
@@ -20481,7 +20506,7 @@
                 <w:sz w:val="17"/>
                 <w:szCs w:val="17"/>
               </w:rPr>
-              <w:t xml:space="preserve">Full overhead raise. Slam with max force. Full-body power expression.</w:t>
+              <w:t xml:space="preserve">Fast intent. Triple extension: ankle, knee, hip. Land soft — absorb and reset.</w:t>
             </w:r>
           </w:p>
         </w:tc>
@@ -21316,7 +21341,7 @@
                 <w:sz w:val="14"/>
                 <w:szCs w:val="14"/>
               </w:rPr>
-              <w:t xml:space="preserve">Trainer Insight: record rounds completed. This is your Week 1 benchmark. Beat it every week. You will teach clients to track this same way.</w:t>
+              <w:t xml:space="preserve">Trainer Insight: record rounds completed — your Week 1 benchmark. Swings run on a dumbbell, not a kettlebell: the studio kettlebells top out at 25 lbs, which is not a conditioning load for an advanced trainer. Beat your score every week; teach clients to track theirs the same way.</w:t>
             </w:r>
           </w:p>
         </w:tc>
@@ -21511,7 +21536,7 @@
                 <w:sz w:val="17"/>
                 <w:szCs w:val="17"/>
               </w:rPr>
-              <w:t xml:space="preserve">5 pull-ups + 10 KB swings (32 kg) + 15 yd sprint. Count and record total rounds.</w:t>
+              <w:t xml:space="preserve">5 pull-ups + 10 two-hand DB swings (50–60 lbs) + 15 yd sprint. Count and record total rounds.</w:t>
             </w:r>
           </w:p>
         </w:tc>
@@ -21569,7 +21594,7 @@
           <w:sz w:val="17"/>
           <w:szCs w:val="17"/>
         </w:rPr>
-        <w:t xml:space="preserve">DAY 2 DEBRIEF — What to log and reflect on: (1) What was your deadlift load? How did 1 RIR feel on sets 1–4 vs the final set? (2) Which suitcase carry side felt harder? (3) How many AMRAP rounds? (4) How does your body feel right now vs how you expected it to feel? These debriefs are the coaching conversations you will have with clients after their 90% sessions. Practice them on yourself first.</w:t>
+        <w:t xml:space="preserve">DAY 4 DEBRIEF — What to log and reflect on: (1) What was your deadlift load? How did 1 RIR feel on sets 1–4 vs the final set? (2) Which suitcase carry side felt harder? (3) How many AMRAP rounds? (4) How does your body feel right now vs how you expected it to feel? These debriefs are the coaching conversations you will have with clients after their 90% sessions. Practice them on yourself first.</w:t>
       </w:r>
     </w:p>
     <w:p>
@@ -25441,7 +25466,7 @@
           <w:sz w:val="17"/>
           <w:szCs w:val="17"/>
         </w:rPr>
-        <w:t xml:space="preserve">Week 1: establish all ICONS battery baselines on yourself. Document every number. Week 2: increase loads 5–10%. Begin filming your own sessions for form review. Week 3: add weighted vest to push-ups, increase carry load to 110% BW/hand, attempt a heavier pull-up. Week 4: retest all baselines. Compare to Week 1. You now know what a client experiences at their 4-week reassessment.</w:t>
+        <w:t xml:space="preserve">Week 1: establish all ICONS battery baselines on yourself. Document every number. Week 2: increase loads 5–10%. Begin filming your own sessions for form review. Week 3: add a 10–25 lb plate across the upper back on push-ups, increase carry load to 110% BW/hand, attempt a heavier pull-up. Week 4: retest all baselines. Compare to Week 1. You now know what a client experiences at their 4-week reassessment. Week 5 is a scheduled DELOAD — same five days, same movements, roughly half the working sets, loads at 50–70%, everything in the 3+ RIR band. It is programmed here, not left to how you feel, because 8+ weeks of continuous progressive loading is exactly the case CLAUDE.md tells you to deload proactively.</w:t>
       </w:r>
     </w:p>
     <w:p>
@@ -25466,7 +25491,7 @@
           <w:sz w:val="17"/>
           <w:szCs w:val="17"/>
         </w:rPr>
-        <w:t xml:space="preserve">By Week 8: you will have completed 2 full ICONS training cycles on yourself. You will have experienced: the corrective primer protocol, the RIR loading system, the asymmetry discovery, the carry progression, the AMRAP competitive framework, the loaded plank progression, and the 8-week reassessment. You are now qualified to coach this system because you have lived it.</w:t>
+        <w:t xml:space="preserve">By Week 8: you will have completed 2 full ICONS training cycles on yourself. You will have experienced: the corrective primer protocol, the RIR loading system, the asymmetry discovery, the carry progression, the AMRAP competitive framework, the loaded plank progression, and the 8-week reassessment. You are now qualified to coach this system because you have lived it — including the scheduled deload after Week 4, which is the part most trainers skip on themselves and then fail to sell convincingly to a client.</w:t>
       </w:r>
     </w:p>
     <w:p>
